--- a/reports/Final_Gravia_Project_Report.docx
+++ b/reports/Final_Gravia_Project_Report.docx
@@ -9823,7 +9823,37 @@
         <w:rPr>
           <w:rFonts w:ascii="Arial" w:cs="Arial" w:eastAsia="Arial" w:hAnsi="Arial"/>
         </w:rPr>
-        <w:t xml:space="preserve">) exercises every stage on generated data in a temporary folder without touching any result.</w:t>
+        <w:t xml:space="preserve">) exercises every stage on generated data in a temporary folder without touching any result. As a final check, the delivery package was extracted into an empty folder, installed into a new virtual environment from </w:t>
+      </w:r>
+      <w:r>
+        <w:rPr>
+          <w:rFonts w:ascii="Courier New" w:cs="Courier New" w:eastAsia="Courier New" w:hAnsi="Courier New"/>
+          <w:color w:val="8B1A1A"/>
+          <w:sz w:val="18"/>
+          <w:szCs w:val="18"/>
+        </w:rPr>
+        <w:t xml:space="preserve">requirements.txt</w:t>
+      </w:r>
+      <w:r>
+        <w:rPr>
+          <w:rFonts w:ascii="Arial" w:cs="Arial" w:eastAsia="Arial" w:hAnsi="Arial"/>
+        </w:rPr>
+        <w:t xml:space="preserve">, and run end to end on the same Binance files: all 670 numeric values in </w:t>
+      </w:r>
+      <w:r>
+        <w:rPr>
+          <w:rFonts w:ascii="Courier New" w:cs="Courier New" w:eastAsia="Courier New" w:hAnsi="Courier New"/>
+          <w:color w:val="8B1A1A"/>
+          <w:sz w:val="18"/>
+          <w:szCs w:val="18"/>
+        </w:rPr>
+        <w:t xml:space="preserve">results.json</w:t>
+      </w:r>
+      <w:r>
+        <w:rPr>
+          <w:rFonts w:ascii="Arial" w:cs="Arial" w:eastAsia="Arial" w:hAnsi="Arial"/>
+        </w:rPr>
+        <w:t xml:space="preserve">, the frozen selection and all 63 pipeline tables were reproduced exactly, and the experiment log matched row for row apart from its timestamps.</w:t>
       </w:r>
     </w:p>
     <w:tbl>
